--- a/申请/个人简历信息表.docx
+++ b/申请/个人简历信息表.docx
@@ -1,6 +1,6 @@
 
 <file path=word/document.xml><?xml version="1.0" encoding="utf-8"?>
-<w:document xmlns:wpc="http://schemas.microsoft.com/office/word/2010/wordprocessingCanvas" xmlns:cx="http://schemas.microsoft.com/office/drawing/2014/chartex" xmlns:cx1="http://schemas.microsoft.com/office/drawing/2015/9/8/chartex" xmlns:cx2="http://schemas.microsoft.com/office/drawing/2015/10/21/chartex" xmlns:cx3="http://schemas.microsoft.com/office/drawing/2016/5/9/chartex" xmlns:cx4="http://schemas.microsoft.com/office/drawing/2016/5/10/chartex" xmlns:cx5="http://schemas.microsoft.com/office/drawing/2016/5/11/chartex" xmlns:cx6="http://schemas.microsoft.com/office/drawing/2016/5/12/chartex" xmlns:cx7="http://schemas.microsoft.com/office/drawing/2016/5/13/chartex" xmlns:cx8="http://schemas.microsoft.com/office/drawing/2016/5/14/chartex" xmlns:mc="http://schemas.openxmlformats.org/markup-compatibility/2006" xmlns:aink="http://schemas.microsoft.com/office/drawing/2016/ink" xmlns:am3d="http://schemas.microsoft.com/office/drawing/2017/model3d" xmlns:o="urn:schemas-microsoft-com:office:office" xmlns:oel="http://schemas.microsoft.com/office/2019/extlst" xmlns:r="http://schemas.openxmlformats.org/officeDocument/2006/relationships" xmlns:m="http://schemas.openxmlformats.org/officeDocument/2006/math" xmlns:v="urn:schemas-microsoft-com:vml" xmlns:wp14="http://schemas.microsoft.com/office/word/2010/wordprocessingDrawing" xmlns:wp="http://schemas.openxmlformats.org/drawingml/2006/wordprocessingDrawing" xmlns:w10="urn:schemas-microsoft-com:office:word" xmlns:w="http://schemas.openxmlformats.org/wordprocessingml/2006/main" xmlns:w14="http://schemas.microsoft.com/office/word/2010/wordml" xmlns:w15="http://schemas.microsoft.com/office/word/2012/wordml" xmlns:w16cex="http://schemas.microsoft.com/office/word/2018/wordml/cex" xmlns:w16cid="http://schemas.microsoft.com/office/word/2016/wordml/cid" xmlns:w16="http://schemas.microsoft.com/office/word/2018/wordml" xmlns:w16sdtdh="http://schemas.microsoft.com/office/word/2020/wordml/sdtdatahash" xmlns:w16se="http://schemas.microsoft.com/office/word/2015/wordml/symex" xmlns:wpg="http://schemas.microsoft.com/office/word/2010/wordprocessingGroup" xmlns:wpi="http://schemas.microsoft.com/office/word/2010/wordprocessingInk" xmlns:wne="http://schemas.microsoft.com/office/word/2006/wordml" xmlns:wps="http://schemas.microsoft.com/office/word/2010/wordprocessingShape" mc:Ignorable="w14 w15 w16se w16cid w16 w16cex w16sdtdh wp14">
+<w:document xmlns:wpc="http://schemas.microsoft.com/office/word/2010/wordprocessingCanvas" xmlns:cx="http://schemas.microsoft.com/office/drawing/2014/chartex" xmlns:cx1="http://schemas.microsoft.com/office/drawing/2015/9/8/chartex" xmlns:cx2="http://schemas.microsoft.com/office/drawing/2015/10/21/chartex" xmlns:cx3="http://schemas.microsoft.com/office/drawing/2016/5/9/chartex" xmlns:cx4="http://schemas.microsoft.com/office/drawing/2016/5/10/chartex" xmlns:cx5="http://schemas.microsoft.com/office/drawing/2016/5/11/chartex" xmlns:cx6="http://schemas.microsoft.com/office/drawing/2016/5/12/chartex" xmlns:cx7="http://schemas.microsoft.com/office/drawing/2016/5/13/chartex" xmlns:cx8="http://schemas.microsoft.com/office/drawing/2016/5/14/chartex" xmlns:mc="http://schemas.openxmlformats.org/markup-compatibility/2006" xmlns:aink="http://schemas.microsoft.com/office/drawing/2016/ink" xmlns:am3d="http://schemas.microsoft.com/office/drawing/2017/model3d" xmlns:o="urn:schemas-microsoft-com:office:office" xmlns:oel="http://schemas.microsoft.com/office/2019/extlst" xmlns:r="http://schemas.openxmlformats.org/officeDocument/2006/relationships" xmlns:m="http://schemas.openxmlformats.org/officeDocument/2006/math" xmlns:v="urn:schemas-microsoft-com:vml" xmlns:wp14="http://schemas.microsoft.com/office/word/2010/wordprocessingDrawing" xmlns:wp="http://schemas.openxmlformats.org/drawingml/2006/wordprocessingDrawing" xmlns:w10="urn:schemas-microsoft-com:office:word" xmlns:w="http://schemas.openxmlformats.org/wordprocessingml/2006/main" xmlns:w14="http://schemas.microsoft.com/office/word/2010/wordml" xmlns:w15="http://schemas.microsoft.com/office/word/2012/wordml" xmlns:w16cex="http://schemas.microsoft.com/office/word/2018/wordml/cex" xmlns:w16cid="http://schemas.microsoft.com/office/word/2016/wordml/cid" xmlns:w16="http://schemas.microsoft.com/office/word/2018/wordml" xmlns:w16du="http://schemas.microsoft.com/office/word/2023/wordml/word16du" xmlns:w16sdtdh="http://schemas.microsoft.com/office/word/2020/wordml/sdtdatahash" xmlns:w16sdtfl="http://schemas.microsoft.com/office/word/2024/wordml/sdtformatlock" xmlns:w16se="http://schemas.microsoft.com/office/word/2015/wordml/symex" xmlns:wpg="http://schemas.microsoft.com/office/word/2010/wordprocessingGroup" xmlns:wpi="http://schemas.microsoft.com/office/word/2010/wordprocessingInk" xmlns:wne="http://schemas.microsoft.com/office/word/2006/wordml" xmlns:wps="http://schemas.microsoft.com/office/word/2010/wordprocessingShape" mc:Ignorable="w14 w15 w16se w16cid w16 w16cex w16sdtdh w16sdtfl w16du wp14">
   <w:body>
     <w:p>
       <w:pPr>
@@ -1441,7 +1441,25 @@
                 <w:szCs w:val="18"/>
                 <w:highlight w:val="yellow"/>
               </w:rPr>
-              <w:t>3.17</w:t>
+              <w:t>3.</w:t>
+            </w:r>
+            <w:r>
+              <w:rPr>
+                <w:rFonts w:ascii="微软雅黑" w:eastAsia="微软雅黑" w:hAnsi="微软雅黑" w:cs="Arial" w:hint="eastAsia"/>
+                <w:sz w:val="18"/>
+                <w:szCs w:val="18"/>
+                <w:highlight w:val="yellow"/>
+              </w:rPr>
+              <w:t>2</w:t>
+            </w:r>
+            <w:r>
+              <w:rPr>
+                <w:rFonts w:ascii="微软雅黑" w:eastAsia="微软雅黑" w:hAnsi="微软雅黑" w:cs="Arial" w:hint="eastAsia"/>
+                <w:sz w:val="18"/>
+                <w:szCs w:val="18"/>
+                <w:highlight w:val="yellow"/>
+              </w:rPr>
+              <w:t>7</w:t>
             </w:r>
           </w:p>
         </w:tc>
@@ -2270,7 +2288,7 @@
           <w:p>
             <w:pPr>
               <w:rPr>
-                <w:rFonts w:ascii="微软雅黑" w:eastAsia="微软雅黑" w:hAnsi="微软雅黑" w:cs="Arial" w:hint="eastAsia"/>
+                <w:rFonts w:ascii="微软雅黑" w:eastAsia="微软雅黑" w:hAnsi="微软雅黑" w:cs="Arial"/>
                 <w:sz w:val="18"/>
                 <w:szCs w:val="18"/>
               </w:rPr>
@@ -4194,7 +4212,7 @@
 </file>
 
 <file path=word/endnotes.xml><?xml version="1.0" encoding="utf-8"?>
-<w:endnotes xmlns:wpc="http://schemas.microsoft.com/office/word/2010/wordprocessingCanvas" xmlns:cx="http://schemas.microsoft.com/office/drawing/2014/chartex" xmlns:cx1="http://schemas.microsoft.com/office/drawing/2015/9/8/chartex" xmlns:cx2="http://schemas.microsoft.com/office/drawing/2015/10/21/chartex" xmlns:cx3="http://schemas.microsoft.com/office/drawing/2016/5/9/chartex" xmlns:cx4="http://schemas.microsoft.com/office/drawing/2016/5/10/chartex" xmlns:cx5="http://schemas.microsoft.com/office/drawing/2016/5/11/chartex" xmlns:cx6="http://schemas.microsoft.com/office/drawing/2016/5/12/chartex" xmlns:cx7="http://schemas.microsoft.com/office/drawing/2016/5/13/chartex" xmlns:cx8="http://schemas.microsoft.com/office/drawing/2016/5/14/chartex" xmlns:mc="http://schemas.openxmlformats.org/markup-compatibility/2006" xmlns:aink="http://schemas.microsoft.com/office/drawing/2016/ink" xmlns:am3d="http://schemas.microsoft.com/office/drawing/2017/model3d" xmlns:o="urn:schemas-microsoft-com:office:office" xmlns:oel="http://schemas.microsoft.com/office/2019/extlst" xmlns:r="http://schemas.openxmlformats.org/officeDocument/2006/relationships" xmlns:m="http://schemas.openxmlformats.org/officeDocument/2006/math" xmlns:v="urn:schemas-microsoft-com:vml" xmlns:wp14="http://schemas.microsoft.com/office/word/2010/wordprocessingDrawing" xmlns:wp="http://schemas.openxmlformats.org/drawingml/2006/wordprocessingDrawing" xmlns:w10="urn:schemas-microsoft-com:office:word" xmlns:w="http://schemas.openxmlformats.org/wordprocessingml/2006/main" xmlns:w14="http://schemas.microsoft.com/office/word/2010/wordml" xmlns:w15="http://schemas.microsoft.com/office/word/2012/wordml" xmlns:w16cex="http://schemas.microsoft.com/office/word/2018/wordml/cex" xmlns:w16cid="http://schemas.microsoft.com/office/word/2016/wordml/cid" xmlns:w16="http://schemas.microsoft.com/office/word/2018/wordml" xmlns:w16sdtdh="http://schemas.microsoft.com/office/word/2020/wordml/sdtdatahash" xmlns:w16se="http://schemas.microsoft.com/office/word/2015/wordml/symex" xmlns:wpg="http://schemas.microsoft.com/office/word/2010/wordprocessingGroup" xmlns:wpi="http://schemas.microsoft.com/office/word/2010/wordprocessingInk" xmlns:wne="http://schemas.microsoft.com/office/word/2006/wordml" xmlns:wps="http://schemas.microsoft.com/office/word/2010/wordprocessingShape" mc:Ignorable="w14 w15 w16se w16cid w16 w16cex w16sdtdh wp14">
+<w:endnotes xmlns:wpc="http://schemas.microsoft.com/office/word/2010/wordprocessingCanvas" xmlns:cx="http://schemas.microsoft.com/office/drawing/2014/chartex" xmlns:cx1="http://schemas.microsoft.com/office/drawing/2015/9/8/chartex" xmlns:cx2="http://schemas.microsoft.com/office/drawing/2015/10/21/chartex" xmlns:cx3="http://schemas.microsoft.com/office/drawing/2016/5/9/chartex" xmlns:cx4="http://schemas.microsoft.com/office/drawing/2016/5/10/chartex" xmlns:cx5="http://schemas.microsoft.com/office/drawing/2016/5/11/chartex" xmlns:cx6="http://schemas.microsoft.com/office/drawing/2016/5/12/chartex" xmlns:cx7="http://schemas.microsoft.com/office/drawing/2016/5/13/chartex" xmlns:cx8="http://schemas.microsoft.com/office/drawing/2016/5/14/chartex" xmlns:mc="http://schemas.openxmlformats.org/markup-compatibility/2006" xmlns:aink="http://schemas.microsoft.com/office/drawing/2016/ink" xmlns:am3d="http://schemas.microsoft.com/office/drawing/2017/model3d" xmlns:o="urn:schemas-microsoft-com:office:office" xmlns:oel="http://schemas.microsoft.com/office/2019/extlst" xmlns:r="http://schemas.openxmlformats.org/officeDocument/2006/relationships" xmlns:m="http://schemas.openxmlformats.org/officeDocument/2006/math" xmlns:v="urn:schemas-microsoft-com:vml" xmlns:wp14="http://schemas.microsoft.com/office/word/2010/wordprocessingDrawing" xmlns:wp="http://schemas.openxmlformats.org/drawingml/2006/wordprocessingDrawing" xmlns:w10="urn:schemas-microsoft-com:office:word" xmlns:w="http://schemas.openxmlformats.org/wordprocessingml/2006/main" xmlns:w14="http://schemas.microsoft.com/office/word/2010/wordml" xmlns:w15="http://schemas.microsoft.com/office/word/2012/wordml" xmlns:w16cex="http://schemas.microsoft.com/office/word/2018/wordml/cex" xmlns:w16cid="http://schemas.microsoft.com/office/word/2016/wordml/cid" xmlns:w16="http://schemas.microsoft.com/office/word/2018/wordml" xmlns:w16du="http://schemas.microsoft.com/office/word/2023/wordml/word16du" xmlns:w16sdtdh="http://schemas.microsoft.com/office/word/2020/wordml/sdtdatahash" xmlns:w16sdtfl="http://schemas.microsoft.com/office/word/2024/wordml/sdtformatlock" xmlns:w16se="http://schemas.microsoft.com/office/word/2015/wordml/symex" xmlns:wpg="http://schemas.microsoft.com/office/word/2010/wordprocessingGroup" xmlns:wpi="http://schemas.microsoft.com/office/word/2010/wordprocessingInk" xmlns:wne="http://schemas.microsoft.com/office/word/2006/wordml" xmlns:wps="http://schemas.microsoft.com/office/word/2010/wordprocessingShape" mc:Ignorable="w14 w15 w16se w16cid w16 w16cex w16sdtdh w16sdtfl w16du wp14">
   <w:endnote w:type="separator" w:id="-1">
     <w:p>
       <w:r>
@@ -4213,7 +4231,7 @@
 </file>
 
 <file path=word/footer1.xml><?xml version="1.0" encoding="utf-8"?>
-<w:ftr xmlns:wpc="http://schemas.microsoft.com/office/word/2010/wordprocessingCanvas" xmlns:cx="http://schemas.microsoft.com/office/drawing/2014/chartex" xmlns:cx1="http://schemas.microsoft.com/office/drawing/2015/9/8/chartex" xmlns:cx2="http://schemas.microsoft.com/office/drawing/2015/10/21/chartex" xmlns:cx3="http://schemas.microsoft.com/office/drawing/2016/5/9/chartex" xmlns:cx4="http://schemas.microsoft.com/office/drawing/2016/5/10/chartex" xmlns:cx5="http://schemas.microsoft.com/office/drawing/2016/5/11/chartex" xmlns:cx6="http://schemas.microsoft.com/office/drawing/2016/5/12/chartex" xmlns:cx7="http://schemas.microsoft.com/office/drawing/2016/5/13/chartex" xmlns:cx8="http://schemas.microsoft.com/office/drawing/2016/5/14/chartex" xmlns:mc="http://schemas.openxmlformats.org/markup-compatibility/2006" xmlns:aink="http://schemas.microsoft.com/office/drawing/2016/ink" xmlns:am3d="http://schemas.microsoft.com/office/drawing/2017/model3d" xmlns:o="urn:schemas-microsoft-com:office:office" xmlns:oel="http://schemas.microsoft.com/office/2019/extlst" xmlns:r="http://schemas.openxmlformats.org/officeDocument/2006/relationships" xmlns:m="http://schemas.openxmlformats.org/officeDocument/2006/math" xmlns:v="urn:schemas-microsoft-com:vml" xmlns:wp14="http://schemas.microsoft.com/office/word/2010/wordprocessingDrawing" xmlns:wp="http://schemas.openxmlformats.org/drawingml/2006/wordprocessingDrawing" xmlns:w10="urn:schemas-microsoft-com:office:word" xmlns:w="http://schemas.openxmlformats.org/wordprocessingml/2006/main" xmlns:w14="http://schemas.microsoft.com/office/word/2010/wordml" xmlns:w15="http://schemas.microsoft.com/office/word/2012/wordml" xmlns:w16cex="http://schemas.microsoft.com/office/word/2018/wordml/cex" xmlns:w16cid="http://schemas.microsoft.com/office/word/2016/wordml/cid" xmlns:w16="http://schemas.microsoft.com/office/word/2018/wordml" xmlns:w16sdtdh="http://schemas.microsoft.com/office/word/2020/wordml/sdtdatahash" xmlns:w16se="http://schemas.microsoft.com/office/word/2015/wordml/symex" xmlns:wpg="http://schemas.microsoft.com/office/word/2010/wordprocessingGroup" xmlns:wpi="http://schemas.microsoft.com/office/word/2010/wordprocessingInk" xmlns:wne="http://schemas.microsoft.com/office/word/2006/wordml" xmlns:wps="http://schemas.microsoft.com/office/word/2010/wordprocessingShape" mc:Ignorable="w14 w15 w16se w16cid w16 w16cex w16sdtdh wp14">
+<w:ftr xmlns:wpc="http://schemas.microsoft.com/office/word/2010/wordprocessingCanvas" xmlns:cx="http://schemas.microsoft.com/office/drawing/2014/chartex" xmlns:cx1="http://schemas.microsoft.com/office/drawing/2015/9/8/chartex" xmlns:cx2="http://schemas.microsoft.com/office/drawing/2015/10/21/chartex" xmlns:cx3="http://schemas.microsoft.com/office/drawing/2016/5/9/chartex" xmlns:cx4="http://schemas.microsoft.com/office/drawing/2016/5/10/chartex" xmlns:cx5="http://schemas.microsoft.com/office/drawing/2016/5/11/chartex" xmlns:cx6="http://schemas.microsoft.com/office/drawing/2016/5/12/chartex" xmlns:cx7="http://schemas.microsoft.com/office/drawing/2016/5/13/chartex" xmlns:cx8="http://schemas.microsoft.com/office/drawing/2016/5/14/chartex" xmlns:mc="http://schemas.openxmlformats.org/markup-compatibility/2006" xmlns:aink="http://schemas.microsoft.com/office/drawing/2016/ink" xmlns:am3d="http://schemas.microsoft.com/office/drawing/2017/model3d" xmlns:o="urn:schemas-microsoft-com:office:office" xmlns:oel="http://schemas.microsoft.com/office/2019/extlst" xmlns:r="http://schemas.openxmlformats.org/officeDocument/2006/relationships" xmlns:m="http://schemas.openxmlformats.org/officeDocument/2006/math" xmlns:v="urn:schemas-microsoft-com:vml" xmlns:wp14="http://schemas.microsoft.com/office/word/2010/wordprocessingDrawing" xmlns:wp="http://schemas.openxmlformats.org/drawingml/2006/wordprocessingDrawing" xmlns:w10="urn:schemas-microsoft-com:office:word" xmlns:w="http://schemas.openxmlformats.org/wordprocessingml/2006/main" xmlns:w14="http://schemas.microsoft.com/office/word/2010/wordml" xmlns:w15="http://schemas.microsoft.com/office/word/2012/wordml" xmlns:w16cex="http://schemas.microsoft.com/office/word/2018/wordml/cex" xmlns:w16cid="http://schemas.microsoft.com/office/word/2016/wordml/cid" xmlns:w16="http://schemas.microsoft.com/office/word/2018/wordml" xmlns:w16du="http://schemas.microsoft.com/office/word/2023/wordml/word16du" xmlns:w16sdtdh="http://schemas.microsoft.com/office/word/2020/wordml/sdtdatahash" xmlns:w16sdtfl="http://schemas.microsoft.com/office/word/2024/wordml/sdtformatlock" xmlns:w16se="http://schemas.microsoft.com/office/word/2015/wordml/symex" xmlns:wpg="http://schemas.microsoft.com/office/word/2010/wordprocessingGroup" xmlns:wpi="http://schemas.microsoft.com/office/word/2010/wordprocessingInk" xmlns:wne="http://schemas.microsoft.com/office/word/2006/wordml" xmlns:wps="http://schemas.microsoft.com/office/word/2010/wordprocessingShape" mc:Ignorable="w14 w15 w16se w16cid w16 w16cex w16sdtdh w16sdtfl w16du wp14">
   <w:p>
     <w:pPr>
       <w:pStyle w:val="a5"/>
@@ -4295,7 +4313,7 @@
 </file>
 
 <file path=word/footnotes.xml><?xml version="1.0" encoding="utf-8"?>
-<w:footnotes xmlns:wpc="http://schemas.microsoft.com/office/word/2010/wordprocessingCanvas" xmlns:cx="http://schemas.microsoft.com/office/drawing/2014/chartex" xmlns:cx1="http://schemas.microsoft.com/office/drawing/2015/9/8/chartex" xmlns:cx2="http://schemas.microsoft.com/office/drawing/2015/10/21/chartex" xmlns:cx3="http://schemas.microsoft.com/office/drawing/2016/5/9/chartex" xmlns:cx4="http://schemas.microsoft.com/office/drawing/2016/5/10/chartex" xmlns:cx5="http://schemas.microsoft.com/office/drawing/2016/5/11/chartex" xmlns:cx6="http://schemas.microsoft.com/office/drawing/2016/5/12/chartex" xmlns:cx7="http://schemas.microsoft.com/office/drawing/2016/5/13/chartex" xmlns:cx8="http://schemas.microsoft.com/office/drawing/2016/5/14/chartex" xmlns:mc="http://schemas.openxmlformats.org/markup-compatibility/2006" xmlns:aink="http://schemas.microsoft.com/office/drawing/2016/ink" xmlns:am3d="http://schemas.microsoft.com/office/drawing/2017/model3d" xmlns:o="urn:schemas-microsoft-com:office:office" xmlns:oel="http://schemas.microsoft.com/office/2019/extlst" xmlns:r="http://schemas.openxmlformats.org/officeDocument/2006/relationships" xmlns:m="http://schemas.openxmlformats.org/officeDocument/2006/math" xmlns:v="urn:schemas-microsoft-com:vml" xmlns:wp14="http://schemas.microsoft.com/office/word/2010/wordprocessingDrawing" xmlns:wp="http://schemas.openxmlformats.org/drawingml/2006/wordprocessingDrawing" xmlns:w10="urn:schemas-microsoft-com:office:word" xmlns:w="http://schemas.openxmlformats.org/wordprocessingml/2006/main" xmlns:w14="http://schemas.microsoft.com/office/word/2010/wordml" xmlns:w15="http://schemas.microsoft.com/office/word/2012/wordml" xmlns:w16cex="http://schemas.microsoft.com/office/word/2018/wordml/cex" xmlns:w16cid="http://schemas.microsoft.com/office/word/2016/wordml/cid" xmlns:w16="http://schemas.microsoft.com/office/word/2018/wordml" xmlns:w16sdtdh="http://schemas.microsoft.com/office/word/2020/wordml/sdtdatahash" xmlns:w16se="http://schemas.microsoft.com/office/word/2015/wordml/symex" xmlns:wpg="http://schemas.microsoft.com/office/word/2010/wordprocessingGroup" xmlns:wpi="http://schemas.microsoft.com/office/word/2010/wordprocessingInk" xmlns:wne="http://schemas.microsoft.com/office/word/2006/wordml" xmlns:wps="http://schemas.microsoft.com/office/word/2010/wordprocessingShape" mc:Ignorable="w14 w15 w16se w16cid w16 w16cex w16sdtdh wp14">
+<w:footnotes xmlns:wpc="http://schemas.microsoft.com/office/word/2010/wordprocessingCanvas" xmlns:cx="http://schemas.microsoft.com/office/drawing/2014/chartex" xmlns:cx1="http://schemas.microsoft.com/office/drawing/2015/9/8/chartex" xmlns:cx2="http://schemas.microsoft.com/office/drawing/2015/10/21/chartex" xmlns:cx3="http://schemas.microsoft.com/office/drawing/2016/5/9/chartex" xmlns:cx4="http://schemas.microsoft.com/office/drawing/2016/5/10/chartex" xmlns:cx5="http://schemas.microsoft.com/office/drawing/2016/5/11/chartex" xmlns:cx6="http://schemas.microsoft.com/office/drawing/2016/5/12/chartex" xmlns:cx7="http://schemas.microsoft.com/office/drawing/2016/5/13/chartex" xmlns:cx8="http://schemas.microsoft.com/office/drawing/2016/5/14/chartex" xmlns:mc="http://schemas.openxmlformats.org/markup-compatibility/2006" xmlns:aink="http://schemas.microsoft.com/office/drawing/2016/ink" xmlns:am3d="http://schemas.microsoft.com/office/drawing/2017/model3d" xmlns:o="urn:schemas-microsoft-com:office:office" xmlns:oel="http://schemas.microsoft.com/office/2019/extlst" xmlns:r="http://schemas.openxmlformats.org/officeDocument/2006/relationships" xmlns:m="http://schemas.openxmlformats.org/officeDocument/2006/math" xmlns:v="urn:schemas-microsoft-com:vml" xmlns:wp14="http://schemas.microsoft.com/office/word/2010/wordprocessingDrawing" xmlns:wp="http://schemas.openxmlformats.org/drawingml/2006/wordprocessingDrawing" xmlns:w10="urn:schemas-microsoft-com:office:word" xmlns:w="http://schemas.openxmlformats.org/wordprocessingml/2006/main" xmlns:w14="http://schemas.microsoft.com/office/word/2010/wordml" xmlns:w15="http://schemas.microsoft.com/office/word/2012/wordml" xmlns:w16cex="http://schemas.microsoft.com/office/word/2018/wordml/cex" xmlns:w16cid="http://schemas.microsoft.com/office/word/2016/wordml/cid" xmlns:w16="http://schemas.microsoft.com/office/word/2018/wordml" xmlns:w16du="http://schemas.microsoft.com/office/word/2023/wordml/word16du" xmlns:w16sdtdh="http://schemas.microsoft.com/office/word/2020/wordml/sdtdatahash" xmlns:w16sdtfl="http://schemas.microsoft.com/office/word/2024/wordml/sdtformatlock" xmlns:w16se="http://schemas.microsoft.com/office/word/2015/wordml/symex" xmlns:wpg="http://schemas.microsoft.com/office/word/2010/wordprocessingGroup" xmlns:wpi="http://schemas.microsoft.com/office/word/2010/wordprocessingInk" xmlns:wne="http://schemas.microsoft.com/office/word/2006/wordml" xmlns:wps="http://schemas.microsoft.com/office/word/2010/wordprocessingShape" mc:Ignorable="w14 w15 w16se w16cid w16 w16cex w16sdtdh w16sdtfl w16du wp14">
   <w:footnote w:type="separator" w:id="-1">
     <w:p>
       <w:r>
@@ -4314,7 +4332,7 @@
 </file>
 
 <file path=word/header1.xml><?xml version="1.0" encoding="utf-8"?>
-<w:hdr xmlns:wpc="http://schemas.microsoft.com/office/word/2010/wordprocessingCanvas" xmlns:cx="http://schemas.microsoft.com/office/drawing/2014/chartex" xmlns:cx1="http://schemas.microsoft.com/office/drawing/2015/9/8/chartex" xmlns:cx2="http://schemas.microsoft.com/office/drawing/2015/10/21/chartex" xmlns:cx3="http://schemas.microsoft.com/office/drawing/2016/5/9/chartex" xmlns:cx4="http://schemas.microsoft.com/office/drawing/2016/5/10/chartex" xmlns:cx5="http://schemas.microsoft.com/office/drawing/2016/5/11/chartex" xmlns:cx6="http://schemas.microsoft.com/office/drawing/2016/5/12/chartex" xmlns:cx7="http://schemas.microsoft.com/office/drawing/2016/5/13/chartex" xmlns:cx8="http://schemas.microsoft.com/office/drawing/2016/5/14/chartex" xmlns:mc="http://schemas.openxmlformats.org/markup-compatibility/2006" xmlns:aink="http://schemas.microsoft.com/office/drawing/2016/ink" xmlns:am3d="http://schemas.microsoft.com/office/drawing/2017/model3d" xmlns:o="urn:schemas-microsoft-com:office:office" xmlns:oel="http://schemas.microsoft.com/office/2019/extlst" xmlns:r="http://schemas.openxmlformats.org/officeDocument/2006/relationships" xmlns:m="http://schemas.openxmlformats.org/officeDocument/2006/math" xmlns:v="urn:schemas-microsoft-com:vml" xmlns:wp14="http://schemas.microsoft.com/office/word/2010/wordprocessingDrawing" xmlns:wp="http://schemas.openxmlformats.org/drawingml/2006/wordprocessingDrawing" xmlns:w10="urn:schemas-microsoft-com:office:word" xmlns:w="http://schemas.openxmlformats.org/wordprocessingml/2006/main" xmlns:w14="http://schemas.microsoft.com/office/word/2010/wordml" xmlns:w15="http://schemas.microsoft.com/office/word/2012/wordml" xmlns:w16cex="http://schemas.microsoft.com/office/word/2018/wordml/cex" xmlns:w16cid="http://schemas.microsoft.com/office/word/2016/wordml/cid" xmlns:w16="http://schemas.microsoft.com/office/word/2018/wordml" xmlns:w16sdtdh="http://schemas.microsoft.com/office/word/2020/wordml/sdtdatahash" xmlns:w16se="http://schemas.microsoft.com/office/word/2015/wordml/symex" xmlns:wpg="http://schemas.microsoft.com/office/word/2010/wordprocessingGroup" xmlns:wpi="http://schemas.microsoft.com/office/word/2010/wordprocessingInk" xmlns:wne="http://schemas.microsoft.com/office/word/2006/wordml" xmlns:wps="http://schemas.microsoft.com/office/word/2010/wordprocessingShape" mc:Ignorable="w14 w15 w16se w16cid w16 w16cex w16sdtdh wp14">
+<w:hdr xmlns:wpc="http://schemas.microsoft.com/office/word/2010/wordprocessingCanvas" xmlns:cx="http://schemas.microsoft.com/office/drawing/2014/chartex" xmlns:cx1="http://schemas.microsoft.com/office/drawing/2015/9/8/chartex" xmlns:cx2="http://schemas.microsoft.com/office/drawing/2015/10/21/chartex" xmlns:cx3="http://schemas.microsoft.com/office/drawing/2016/5/9/chartex" xmlns:cx4="http://schemas.microsoft.com/office/drawing/2016/5/10/chartex" xmlns:cx5="http://schemas.microsoft.com/office/drawing/2016/5/11/chartex" xmlns:cx6="http://schemas.microsoft.com/office/drawing/2016/5/12/chartex" xmlns:cx7="http://schemas.microsoft.com/office/drawing/2016/5/13/chartex" xmlns:cx8="http://schemas.microsoft.com/office/drawing/2016/5/14/chartex" xmlns:mc="http://schemas.openxmlformats.org/markup-compatibility/2006" xmlns:aink="http://schemas.microsoft.com/office/drawing/2016/ink" xmlns:am3d="http://schemas.microsoft.com/office/drawing/2017/model3d" xmlns:o="urn:schemas-microsoft-com:office:office" xmlns:oel="http://schemas.microsoft.com/office/2019/extlst" xmlns:r="http://schemas.openxmlformats.org/officeDocument/2006/relationships" xmlns:m="http://schemas.openxmlformats.org/officeDocument/2006/math" xmlns:v="urn:schemas-microsoft-com:vml" xmlns:wp14="http://schemas.microsoft.com/office/word/2010/wordprocessingDrawing" xmlns:wp="http://schemas.openxmlformats.org/drawingml/2006/wordprocessingDrawing" xmlns:w10="urn:schemas-microsoft-com:office:word" xmlns:w="http://schemas.openxmlformats.org/wordprocessingml/2006/main" xmlns:w14="http://schemas.microsoft.com/office/word/2010/wordml" xmlns:w15="http://schemas.microsoft.com/office/word/2012/wordml" xmlns:w16cex="http://schemas.microsoft.com/office/word/2018/wordml/cex" xmlns:w16cid="http://schemas.microsoft.com/office/word/2016/wordml/cid" xmlns:w16="http://schemas.microsoft.com/office/word/2018/wordml" xmlns:w16du="http://schemas.microsoft.com/office/word/2023/wordml/word16du" xmlns:w16sdtdh="http://schemas.microsoft.com/office/word/2020/wordml/sdtdatahash" xmlns:w16sdtfl="http://schemas.microsoft.com/office/word/2024/wordml/sdtformatlock" xmlns:w16se="http://schemas.microsoft.com/office/word/2015/wordml/symex" xmlns:wpg="http://schemas.microsoft.com/office/word/2010/wordprocessingGroup" xmlns:wpi="http://schemas.microsoft.com/office/word/2010/wordprocessingInk" xmlns:wne="http://schemas.microsoft.com/office/word/2006/wordml" xmlns:wps="http://schemas.microsoft.com/office/word/2010/wordprocessingShape" mc:Ignorable="w14 w15 w16se w16cid w16 w16cex w16sdtdh w16sdtfl w16du wp14">
   <w:p>
     <w:pPr>
       <w:pStyle w:val="a7"/>
@@ -4343,7 +4361,7 @@
 </file>
 
 <file path=word/styles.xml><?xml version="1.0" encoding="utf-8"?>
-<w:styles xmlns:mc="http://schemas.openxmlformats.org/markup-compatibility/2006" xmlns:r="http://schemas.openxmlformats.org/officeDocument/2006/relationships" xmlns:w="http://schemas.openxmlformats.org/wordprocessingml/2006/main" xmlns:w14="http://schemas.microsoft.com/office/word/2010/wordml" xmlns:w15="http://schemas.microsoft.com/office/word/2012/wordml" xmlns:w16cex="http://schemas.microsoft.com/office/word/2018/wordml/cex" xmlns:w16cid="http://schemas.microsoft.com/office/word/2016/wordml/cid" xmlns:w16="http://schemas.microsoft.com/office/word/2018/wordml" xmlns:w16sdtdh="http://schemas.microsoft.com/office/word/2020/wordml/sdtdatahash" xmlns:w16se="http://schemas.microsoft.com/office/word/2015/wordml/symex" mc:Ignorable="w14 w15 w16se w16cid w16 w16cex w16sdtdh">
+<w:styles xmlns:mc="http://schemas.openxmlformats.org/markup-compatibility/2006" xmlns:r="http://schemas.openxmlformats.org/officeDocument/2006/relationships" xmlns:w="http://schemas.openxmlformats.org/wordprocessingml/2006/main" xmlns:w14="http://schemas.microsoft.com/office/word/2010/wordml" xmlns:w15="http://schemas.microsoft.com/office/word/2012/wordml" xmlns:w16cex="http://schemas.microsoft.com/office/word/2018/wordml/cex" xmlns:w16cid="http://schemas.microsoft.com/office/word/2016/wordml/cid" xmlns:w16="http://schemas.microsoft.com/office/word/2018/wordml" xmlns:w16du="http://schemas.microsoft.com/office/word/2023/wordml/word16du" xmlns:w16sdtdh="http://schemas.microsoft.com/office/word/2020/wordml/sdtdatahash" xmlns:w16sdtfl="http://schemas.microsoft.com/office/word/2024/wordml/sdtformatlock" xmlns:w16se="http://schemas.microsoft.com/office/word/2015/wordml/symex" mc:Ignorable="w14 w15 w16se w16cid w16 w16cex w16sdtdh w16sdtfl w16du">
   <w:docDefaults>
     <w:rPrDefault>
       <w:rPr>
@@ -5247,6 +5265,10 @@
 </file>
 
 <file path=customXml/item1.xml><?xml version="1.0" encoding="utf-8"?>
+<b:Sources xmlns:b="http://schemas.openxmlformats.org/officeDocument/2006/bibliography" xmlns="http://schemas.openxmlformats.org/officeDocument/2006/bibliography" SelectedStyle="\APA.XSL" StyleName="APA"/>
+</file>
+
+<file path=customXml/item2.xml><?xml version="1.0" encoding="utf-8"?>
 <s:customData xmlns="http://www.wps.cn/officeDocument/2013/wpsCustomData" xmlns:s="http://www.wps.cn/officeDocument/2013/wpsCustomData">
   <customSectProps>
     <customSectPr/>
@@ -5257,22 +5279,18 @@
 </s:customData>
 </file>
 
-<file path=customXml/item2.xml><?xml version="1.0" encoding="utf-8"?>
-<b:Sources xmlns:b="http://schemas.openxmlformats.org/officeDocument/2006/bibliography" xmlns="http://schemas.openxmlformats.org/officeDocument/2006/bibliography" SelectedStyle="\APA.XSL" StyleName="APA"/>
+<file path=customXml/itemProps1.xml><?xml version="1.0" encoding="utf-8"?>
+<ds:datastoreItem xmlns:ds="http://schemas.openxmlformats.org/officeDocument/2006/customXml" ds:itemID="{441BB74E-3EA3-4231-840E-E7A4410392CF}">
+  <ds:schemaRefs>
+    <ds:schemaRef ds:uri="http://schemas.openxmlformats.org/officeDocument/2006/bibliography"/>
+  </ds:schemaRefs>
+</ds:datastoreItem>
 </file>
 
-<file path=customXml/itemProps1.xml><?xml version="1.0" encoding="utf-8"?>
+<file path=customXml/itemProps2.xml><?xml version="1.0" encoding="utf-8"?>
 <ds:datastoreItem xmlns:ds="http://schemas.openxmlformats.org/officeDocument/2006/customXml" ds:itemID="{B1977F7D-205B-4081-913C-38D41E755F92}">
   <ds:schemaRefs>
     <ds:schemaRef ds:uri="http://www.wps.cn/officeDocument/2013/wpsCustomData"/>
   </ds:schemaRefs>
 </ds:datastoreItem>
-</file>
-
-<file path=customXml/itemProps2.xml><?xml version="1.0" encoding="utf-8"?>
-<ds:datastoreItem xmlns:ds="http://schemas.openxmlformats.org/officeDocument/2006/customXml" ds:itemID="{441BB74E-3EA3-4231-840E-E7A4410392CF}">
-  <ds:schemaRefs>
-    <ds:schemaRef ds:uri="http://schemas.openxmlformats.org/officeDocument/2006/bibliography"/>
-  </ds:schemaRefs>
-</ds:datastoreItem>
 </file>